--- a/Tables-Mapping.docx
+++ b/Tables-Mapping.docx
@@ -32,6 +32,7 @@
               <w:rPr>
                 <w:b/>
                 <w:bCs/>
+                <w:highlight w:val="yellow"/>
               </w:rPr>
               <w:t>Users</w:t>
             </w:r>
@@ -160,50 +161,54 @@
               <w:pStyle w:val="NoSpacing"/>
               <w:jc w:val="center"/>
             </w:pPr>
+            <w:proofErr w:type="spellStart"/>
             <w:r>
               <w:t>Firstname</w:t>
             </w:r>
-          </w:p>
-        </w:tc>
-        <w:tc>
-          <w:tcPr>
-            <w:tcW w:w="3485" w:type="dxa"/>
-          </w:tcPr>
-          <w:p>
-            <w:pPr>
-              <w:pStyle w:val="NoSpacing"/>
-              <w:jc w:val="center"/>
-            </w:pPr>
-            <w:r>
-              <w:t>X</w:t>
-            </w:r>
-          </w:p>
-        </w:tc>
-        <w:tc>
-          <w:tcPr>
-            <w:tcW w:w="3486" w:type="dxa"/>
-          </w:tcPr>
-          <w:p>
-            <w:pPr>
-              <w:pStyle w:val="NoSpacing"/>
-              <w:jc w:val="center"/>
-            </w:pPr>
-          </w:p>
-        </w:tc>
-      </w:tr>
-      <w:tr>
-        <w:tc>
-          <w:tcPr>
-            <w:tcW w:w="3485" w:type="dxa"/>
-          </w:tcPr>
-          <w:p>
-            <w:pPr>
-              <w:pStyle w:val="NoSpacing"/>
-              <w:jc w:val="center"/>
-            </w:pPr>
+            <w:proofErr w:type="spellEnd"/>
+          </w:p>
+        </w:tc>
+        <w:tc>
+          <w:tcPr>
+            <w:tcW w:w="3485" w:type="dxa"/>
+          </w:tcPr>
+          <w:p>
+            <w:pPr>
+              <w:pStyle w:val="NoSpacing"/>
+              <w:jc w:val="center"/>
+            </w:pPr>
+            <w:r>
+              <w:t>X</w:t>
+            </w:r>
+          </w:p>
+        </w:tc>
+        <w:tc>
+          <w:tcPr>
+            <w:tcW w:w="3486" w:type="dxa"/>
+          </w:tcPr>
+          <w:p>
+            <w:pPr>
+              <w:pStyle w:val="NoSpacing"/>
+              <w:jc w:val="center"/>
+            </w:pPr>
+          </w:p>
+        </w:tc>
+      </w:tr>
+      <w:tr>
+        <w:tc>
+          <w:tcPr>
+            <w:tcW w:w="3485" w:type="dxa"/>
+          </w:tcPr>
+          <w:p>
+            <w:pPr>
+              <w:pStyle w:val="NoSpacing"/>
+              <w:jc w:val="center"/>
+            </w:pPr>
+            <w:proofErr w:type="spellStart"/>
             <w:r>
               <w:t>Middlename</w:t>
             </w:r>
+            <w:proofErr w:type="spellEnd"/>
           </w:p>
         </w:tc>
         <w:tc>
@@ -468,6 +473,7 @@
               <w:rPr>
                 <w:b/>
                 <w:bCs/>
+                <w:highlight w:val="yellow"/>
               </w:rPr>
               <w:t>Course</w:t>
             </w:r>
@@ -475,6 +481,7 @@
               <w:rPr>
                 <w:b/>
                 <w:bCs/>
+                <w:highlight w:val="yellow"/>
               </w:rPr>
               <w:t>s</w:t>
             </w:r>
@@ -743,6 +750,7 @@
               <w:rPr>
                 <w:b/>
                 <w:bCs/>
+                <w:highlight w:val="yellow"/>
               </w:rPr>
               <w:t>Subjects</w:t>
             </w:r>
@@ -804,132 +812,47 @@
               <w:jc w:val="center"/>
             </w:pPr>
             <w:r>
-              <w:t>Department ID</w:t>
-            </w:r>
-          </w:p>
-        </w:tc>
-        <w:tc>
-          <w:tcPr>
-            <w:tcW w:w="3485" w:type="dxa"/>
-          </w:tcPr>
-          <w:p>
-            <w:pPr>
-              <w:pStyle w:val="NoSpacing"/>
-              <w:jc w:val="center"/>
-            </w:pPr>
-            <w:r>
-              <w:t>X</w:t>
-            </w:r>
-          </w:p>
-        </w:tc>
-        <w:tc>
-          <w:tcPr>
-            <w:tcW w:w="3486" w:type="dxa"/>
-          </w:tcPr>
-          <w:p>
-            <w:pPr>
-              <w:pStyle w:val="NoSpacing"/>
-              <w:jc w:val="center"/>
-            </w:pPr>
-            <w:r>
-              <w:t>FK – Departments</w:t>
-            </w:r>
-          </w:p>
-        </w:tc>
-      </w:tr>
-      <w:tr>
-        <w:tc>
-          <w:tcPr>
-            <w:tcW w:w="3485" w:type="dxa"/>
-          </w:tcPr>
-          <w:p>
-            <w:pPr>
-              <w:pStyle w:val="NoSpacing"/>
-              <w:jc w:val="center"/>
-            </w:pPr>
-            <w:r>
-              <w:t>Title</w:t>
-            </w:r>
-          </w:p>
-        </w:tc>
-        <w:tc>
-          <w:tcPr>
-            <w:tcW w:w="3485" w:type="dxa"/>
-          </w:tcPr>
-          <w:p>
-            <w:pPr>
-              <w:pStyle w:val="NoSpacing"/>
-              <w:jc w:val="center"/>
-            </w:pPr>
-            <w:r>
-              <w:t>X</w:t>
-            </w:r>
-          </w:p>
-        </w:tc>
-        <w:tc>
-          <w:tcPr>
-            <w:tcW w:w="3486" w:type="dxa"/>
-          </w:tcPr>
-          <w:p>
-            <w:pPr>
-              <w:pStyle w:val="NoSpacing"/>
-            </w:pPr>
-          </w:p>
-        </w:tc>
-      </w:tr>
-      <w:tr>
-        <w:tc>
-          <w:tcPr>
-            <w:tcW w:w="3485" w:type="dxa"/>
-          </w:tcPr>
-          <w:p>
-            <w:pPr>
-              <w:pStyle w:val="NoSpacing"/>
-              <w:jc w:val="center"/>
-            </w:pPr>
-            <w:r>
-              <w:t>Units</w:t>
-            </w:r>
-          </w:p>
-        </w:tc>
-        <w:tc>
-          <w:tcPr>
-            <w:tcW w:w="3485" w:type="dxa"/>
-          </w:tcPr>
-          <w:p>
-            <w:pPr>
-              <w:pStyle w:val="NoSpacing"/>
-              <w:jc w:val="center"/>
-            </w:pPr>
-            <w:r>
-              <w:t>X</w:t>
-            </w:r>
-          </w:p>
-        </w:tc>
-        <w:tc>
-          <w:tcPr>
-            <w:tcW w:w="3486" w:type="dxa"/>
-          </w:tcPr>
-          <w:p>
-            <w:pPr>
-              <w:pStyle w:val="NoSpacing"/>
-              <w:jc w:val="center"/>
-            </w:pPr>
-          </w:p>
-        </w:tc>
-      </w:tr>
-      <w:tr>
-        <w:tc>
-          <w:tcPr>
-            <w:tcW w:w="3485" w:type="dxa"/>
-          </w:tcPr>
-          <w:p>
-            <w:pPr>
-              <w:pStyle w:val="NoSpacing"/>
-              <w:jc w:val="center"/>
-            </w:pPr>
-            <w:r>
-              <w:t>Description</w:t>
+              <w:t>Subject code</w:t>
+            </w:r>
+          </w:p>
+        </w:tc>
+        <w:tc>
+          <w:tcPr>
+            <w:tcW w:w="3485" w:type="dxa"/>
+          </w:tcPr>
+          <w:p>
+            <w:pPr>
+              <w:pStyle w:val="NoSpacing"/>
+              <w:jc w:val="center"/>
+            </w:pPr>
+            <w:r>
+              <w:t>X</w:t>
+            </w:r>
+          </w:p>
+        </w:tc>
+        <w:tc>
+          <w:tcPr>
+            <w:tcW w:w="3486" w:type="dxa"/>
+          </w:tcPr>
+          <w:p>
+            <w:pPr>
+              <w:pStyle w:val="NoSpacing"/>
+            </w:pPr>
+          </w:p>
+        </w:tc>
+      </w:tr>
+      <w:tr>
+        <w:tc>
+          <w:tcPr>
+            <w:tcW w:w="3485" w:type="dxa"/>
+          </w:tcPr>
+          <w:p>
+            <w:pPr>
+              <w:pStyle w:val="NoSpacing"/>
+              <w:jc w:val="center"/>
+            </w:pPr>
+            <w:r>
+              <w:t>Subject Description</w:t>
             </w:r>
           </w:p>
         </w:tc>
@@ -991,13 +914,16 @@
                 <w:bCs/>
               </w:rPr>
             </w:pPr>
+            <w:proofErr w:type="spellStart"/>
             <w:r>
               <w:rPr>
                 <w:b/>
                 <w:bCs/>
+                <w:highlight w:val="yellow"/>
               </w:rPr>
-              <w:t>Students</w:t>
-            </w:r>
+              <w:t>Subjects_Courses</w:t>
+            </w:r>
+            <w:proofErr w:type="spellEnd"/>
           </w:p>
         </w:tc>
       </w:tr>
@@ -1056,287 +982,7 @@
               <w:jc w:val="center"/>
             </w:pPr>
             <w:r>
-              <w:t>Student ID</w:t>
-            </w:r>
-          </w:p>
-        </w:tc>
-        <w:tc>
-          <w:tcPr>
-            <w:tcW w:w="3485" w:type="dxa"/>
-          </w:tcPr>
-          <w:p>
-            <w:pPr>
-              <w:pStyle w:val="NoSpacing"/>
-              <w:jc w:val="center"/>
-            </w:pPr>
-            <w:r>
-              <w:t>X</w:t>
-            </w:r>
-          </w:p>
-        </w:tc>
-        <w:tc>
-          <w:tcPr>
-            <w:tcW w:w="3486" w:type="dxa"/>
-          </w:tcPr>
-          <w:p>
-            <w:pPr>
-              <w:pStyle w:val="NoSpacing"/>
-              <w:jc w:val="center"/>
-            </w:pPr>
-            <w:r>
-              <w:t>Unique</w:t>
-            </w:r>
-          </w:p>
-        </w:tc>
-      </w:tr>
-      <w:tr>
-        <w:tc>
-          <w:tcPr>
-            <w:tcW w:w="3485" w:type="dxa"/>
-          </w:tcPr>
-          <w:p>
-            <w:pPr>
-              <w:pStyle w:val="NoSpacing"/>
-              <w:jc w:val="center"/>
-            </w:pPr>
-            <w:r>
-              <w:t>Firstname</w:t>
-            </w:r>
-          </w:p>
-        </w:tc>
-        <w:tc>
-          <w:tcPr>
-            <w:tcW w:w="3485" w:type="dxa"/>
-          </w:tcPr>
-          <w:p>
-            <w:pPr>
-              <w:pStyle w:val="NoSpacing"/>
-              <w:jc w:val="center"/>
-            </w:pPr>
-            <w:r>
-              <w:t>X</w:t>
-            </w:r>
-          </w:p>
-        </w:tc>
-        <w:tc>
-          <w:tcPr>
-            <w:tcW w:w="3486" w:type="dxa"/>
-          </w:tcPr>
-          <w:p>
-            <w:pPr>
-              <w:pStyle w:val="NoSpacing"/>
-            </w:pPr>
-          </w:p>
-        </w:tc>
-      </w:tr>
-      <w:tr>
-        <w:tc>
-          <w:tcPr>
-            <w:tcW w:w="3485" w:type="dxa"/>
-          </w:tcPr>
-          <w:p>
-            <w:pPr>
-              <w:pStyle w:val="NoSpacing"/>
-              <w:jc w:val="center"/>
-            </w:pPr>
-            <w:r>
-              <w:t>Middlename</w:t>
-            </w:r>
-          </w:p>
-        </w:tc>
-        <w:tc>
-          <w:tcPr>
-            <w:tcW w:w="3485" w:type="dxa"/>
-          </w:tcPr>
-          <w:p>
-            <w:pPr>
-              <w:pStyle w:val="NoSpacing"/>
-              <w:jc w:val="center"/>
-            </w:pPr>
-          </w:p>
-        </w:tc>
-        <w:tc>
-          <w:tcPr>
-            <w:tcW w:w="3486" w:type="dxa"/>
-          </w:tcPr>
-          <w:p>
-            <w:pPr>
-              <w:pStyle w:val="NoSpacing"/>
-              <w:jc w:val="center"/>
-            </w:pPr>
-          </w:p>
-        </w:tc>
-      </w:tr>
-      <w:tr>
-        <w:tc>
-          <w:tcPr>
-            <w:tcW w:w="3485" w:type="dxa"/>
-          </w:tcPr>
-          <w:p>
-            <w:pPr>
-              <w:pStyle w:val="NoSpacing"/>
-              <w:jc w:val="center"/>
-            </w:pPr>
-            <w:r>
-              <w:t>Lastname</w:t>
-            </w:r>
-          </w:p>
-        </w:tc>
-        <w:tc>
-          <w:tcPr>
-            <w:tcW w:w="3485" w:type="dxa"/>
-          </w:tcPr>
-          <w:p>
-            <w:pPr>
-              <w:pStyle w:val="NoSpacing"/>
-              <w:jc w:val="center"/>
-            </w:pPr>
-            <w:r>
-              <w:t>X</w:t>
-            </w:r>
-          </w:p>
-        </w:tc>
-        <w:tc>
-          <w:tcPr>
-            <w:tcW w:w="3486" w:type="dxa"/>
-          </w:tcPr>
-          <w:p>
-            <w:pPr>
-              <w:pStyle w:val="NoSpacing"/>
-              <w:jc w:val="center"/>
-            </w:pPr>
-          </w:p>
-        </w:tc>
-      </w:tr>
-      <w:tr>
-        <w:tc>
-          <w:tcPr>
-            <w:tcW w:w="3485" w:type="dxa"/>
-          </w:tcPr>
-          <w:p>
-            <w:pPr>
-              <w:pStyle w:val="NoSpacing"/>
-              <w:jc w:val="center"/>
-            </w:pPr>
-            <w:r>
-              <w:t>Suffix</w:t>
-            </w:r>
-          </w:p>
-        </w:tc>
-        <w:tc>
-          <w:tcPr>
-            <w:tcW w:w="3485" w:type="dxa"/>
-          </w:tcPr>
-          <w:p>
-            <w:pPr>
-              <w:pStyle w:val="NoSpacing"/>
-              <w:jc w:val="center"/>
-            </w:pPr>
-          </w:p>
-        </w:tc>
-        <w:tc>
-          <w:tcPr>
-            <w:tcW w:w="3486" w:type="dxa"/>
-          </w:tcPr>
-          <w:p>
-            <w:pPr>
-              <w:pStyle w:val="NoSpacing"/>
-              <w:jc w:val="center"/>
-            </w:pPr>
-          </w:p>
-        </w:tc>
-      </w:tr>
-      <w:tr>
-        <w:tc>
-          <w:tcPr>
-            <w:tcW w:w="3485" w:type="dxa"/>
-          </w:tcPr>
-          <w:p>
-            <w:pPr>
-              <w:pStyle w:val="NoSpacing"/>
-              <w:jc w:val="center"/>
-            </w:pPr>
-            <w:r>
-              <w:t>Email</w:t>
-            </w:r>
-          </w:p>
-        </w:tc>
-        <w:tc>
-          <w:tcPr>
-            <w:tcW w:w="3485" w:type="dxa"/>
-          </w:tcPr>
-          <w:p>
-            <w:pPr>
-              <w:pStyle w:val="NoSpacing"/>
-              <w:jc w:val="center"/>
-            </w:pPr>
-            <w:r>
-              <w:t>X</w:t>
-            </w:r>
-          </w:p>
-        </w:tc>
-        <w:tc>
-          <w:tcPr>
-            <w:tcW w:w="3486" w:type="dxa"/>
-          </w:tcPr>
-          <w:p>
-            <w:pPr>
-              <w:pStyle w:val="NoSpacing"/>
-              <w:jc w:val="center"/>
-            </w:pPr>
-          </w:p>
-        </w:tc>
-      </w:tr>
-      <w:tr>
-        <w:tc>
-          <w:tcPr>
-            <w:tcW w:w="3485" w:type="dxa"/>
-          </w:tcPr>
-          <w:p>
-            <w:pPr>
-              <w:pStyle w:val="NoSpacing"/>
-              <w:jc w:val="center"/>
-            </w:pPr>
-            <w:r>
-              <w:t>Contact number</w:t>
-            </w:r>
-          </w:p>
-        </w:tc>
-        <w:tc>
-          <w:tcPr>
-            <w:tcW w:w="3485" w:type="dxa"/>
-          </w:tcPr>
-          <w:p>
-            <w:pPr>
-              <w:pStyle w:val="NoSpacing"/>
-              <w:jc w:val="center"/>
-            </w:pPr>
-          </w:p>
-        </w:tc>
-        <w:tc>
-          <w:tcPr>
-            <w:tcW w:w="3486" w:type="dxa"/>
-          </w:tcPr>
-          <w:p>
-            <w:pPr>
-              <w:pStyle w:val="NoSpacing"/>
-              <w:jc w:val="center"/>
-            </w:pPr>
-          </w:p>
-        </w:tc>
-      </w:tr>
-      <w:tr>
-        <w:tc>
-          <w:tcPr>
-            <w:tcW w:w="3485" w:type="dxa"/>
-          </w:tcPr>
-          <w:p>
-            <w:pPr>
-              <w:pStyle w:val="NoSpacing"/>
-              <w:jc w:val="center"/>
-            </w:pPr>
-            <w:r>
-              <w:t>Course</w:t>
+              <w:t>Course ID</w:t>
             </w:r>
           </w:p>
         </w:tc>
@@ -1380,7 +1026,51 @@
               <w:jc w:val="center"/>
             </w:pPr>
             <w:r>
-              <w:t>Year level</w:t>
+              <w:t>Subject ID</w:t>
+            </w:r>
+          </w:p>
+        </w:tc>
+        <w:tc>
+          <w:tcPr>
+            <w:tcW w:w="3485" w:type="dxa"/>
+          </w:tcPr>
+          <w:p>
+            <w:pPr>
+              <w:pStyle w:val="NoSpacing"/>
+              <w:jc w:val="center"/>
+            </w:pPr>
+            <w:r>
+              <w:t>X</w:t>
+            </w:r>
+          </w:p>
+        </w:tc>
+        <w:tc>
+          <w:tcPr>
+            <w:tcW w:w="3486" w:type="dxa"/>
+          </w:tcPr>
+          <w:p>
+            <w:pPr>
+              <w:pStyle w:val="NoSpacing"/>
+              <w:jc w:val="center"/>
+            </w:pPr>
+            <w:r>
+              <w:t>FK – Subjects</w:t>
+            </w:r>
+          </w:p>
+        </w:tc>
+      </w:tr>
+      <w:tr>
+        <w:tc>
+          <w:tcPr>
+            <w:tcW w:w="3485" w:type="dxa"/>
+          </w:tcPr>
+          <w:p>
+            <w:pPr>
+              <w:pStyle w:val="NoSpacing"/>
+              <w:jc w:val="center"/>
+            </w:pPr>
+            <w:r>
+              <w:t>Unit</w:t>
             </w:r>
           </w:p>
         </w:tc>
@@ -1446,8 +1136,9 @@
               <w:rPr>
                 <w:b/>
                 <w:bCs/>
+                <w:highlight w:val="yellow"/>
               </w:rPr>
-              <w:t>Codes</w:t>
+              <w:t>Students</w:t>
             </w:r>
           </w:p>
         </w:tc>
@@ -1507,7 +1198,335 @@
               <w:jc w:val="center"/>
             </w:pPr>
             <w:r>
-              <w:t>Code</w:t>
+              <w:t>Student ID</w:t>
+            </w:r>
+          </w:p>
+        </w:tc>
+        <w:tc>
+          <w:tcPr>
+            <w:tcW w:w="3485" w:type="dxa"/>
+          </w:tcPr>
+          <w:p>
+            <w:pPr>
+              <w:pStyle w:val="NoSpacing"/>
+              <w:jc w:val="center"/>
+            </w:pPr>
+            <w:r>
+              <w:t>X</w:t>
+            </w:r>
+          </w:p>
+        </w:tc>
+        <w:tc>
+          <w:tcPr>
+            <w:tcW w:w="3486" w:type="dxa"/>
+          </w:tcPr>
+          <w:p>
+            <w:pPr>
+              <w:pStyle w:val="NoSpacing"/>
+              <w:jc w:val="center"/>
+            </w:pPr>
+            <w:r>
+              <w:t>Unique</w:t>
+            </w:r>
+          </w:p>
+        </w:tc>
+      </w:tr>
+      <w:tr>
+        <w:tc>
+          <w:tcPr>
+            <w:tcW w:w="3485" w:type="dxa"/>
+          </w:tcPr>
+          <w:p>
+            <w:pPr>
+              <w:pStyle w:val="NoSpacing"/>
+              <w:jc w:val="center"/>
+            </w:pPr>
+            <w:proofErr w:type="spellStart"/>
+            <w:r>
+              <w:t>Firstname</w:t>
+            </w:r>
+            <w:proofErr w:type="spellEnd"/>
+          </w:p>
+        </w:tc>
+        <w:tc>
+          <w:tcPr>
+            <w:tcW w:w="3485" w:type="dxa"/>
+          </w:tcPr>
+          <w:p>
+            <w:pPr>
+              <w:pStyle w:val="NoSpacing"/>
+              <w:jc w:val="center"/>
+            </w:pPr>
+            <w:r>
+              <w:t>X</w:t>
+            </w:r>
+          </w:p>
+        </w:tc>
+        <w:tc>
+          <w:tcPr>
+            <w:tcW w:w="3486" w:type="dxa"/>
+          </w:tcPr>
+          <w:p>
+            <w:pPr>
+              <w:pStyle w:val="NoSpacing"/>
+            </w:pPr>
+          </w:p>
+        </w:tc>
+      </w:tr>
+      <w:tr>
+        <w:tc>
+          <w:tcPr>
+            <w:tcW w:w="3485" w:type="dxa"/>
+          </w:tcPr>
+          <w:p>
+            <w:pPr>
+              <w:pStyle w:val="NoSpacing"/>
+              <w:jc w:val="center"/>
+            </w:pPr>
+            <w:proofErr w:type="spellStart"/>
+            <w:r>
+              <w:t>Middlename</w:t>
+            </w:r>
+            <w:proofErr w:type="spellEnd"/>
+          </w:p>
+        </w:tc>
+        <w:tc>
+          <w:tcPr>
+            <w:tcW w:w="3485" w:type="dxa"/>
+          </w:tcPr>
+          <w:p>
+            <w:pPr>
+              <w:pStyle w:val="NoSpacing"/>
+              <w:jc w:val="center"/>
+            </w:pPr>
+          </w:p>
+        </w:tc>
+        <w:tc>
+          <w:tcPr>
+            <w:tcW w:w="3486" w:type="dxa"/>
+          </w:tcPr>
+          <w:p>
+            <w:pPr>
+              <w:pStyle w:val="NoSpacing"/>
+              <w:jc w:val="center"/>
+            </w:pPr>
+          </w:p>
+        </w:tc>
+      </w:tr>
+      <w:tr>
+        <w:tc>
+          <w:tcPr>
+            <w:tcW w:w="3485" w:type="dxa"/>
+          </w:tcPr>
+          <w:p>
+            <w:pPr>
+              <w:pStyle w:val="NoSpacing"/>
+              <w:jc w:val="center"/>
+            </w:pPr>
+            <w:r>
+              <w:t>Lastname</w:t>
+            </w:r>
+          </w:p>
+        </w:tc>
+        <w:tc>
+          <w:tcPr>
+            <w:tcW w:w="3485" w:type="dxa"/>
+          </w:tcPr>
+          <w:p>
+            <w:pPr>
+              <w:pStyle w:val="NoSpacing"/>
+              <w:jc w:val="center"/>
+            </w:pPr>
+            <w:r>
+              <w:t>X</w:t>
+            </w:r>
+          </w:p>
+        </w:tc>
+        <w:tc>
+          <w:tcPr>
+            <w:tcW w:w="3486" w:type="dxa"/>
+          </w:tcPr>
+          <w:p>
+            <w:pPr>
+              <w:pStyle w:val="NoSpacing"/>
+              <w:jc w:val="center"/>
+            </w:pPr>
+          </w:p>
+        </w:tc>
+      </w:tr>
+      <w:tr>
+        <w:tc>
+          <w:tcPr>
+            <w:tcW w:w="3485" w:type="dxa"/>
+          </w:tcPr>
+          <w:p>
+            <w:pPr>
+              <w:pStyle w:val="NoSpacing"/>
+              <w:jc w:val="center"/>
+            </w:pPr>
+            <w:r>
+              <w:t>Suffix</w:t>
+            </w:r>
+          </w:p>
+        </w:tc>
+        <w:tc>
+          <w:tcPr>
+            <w:tcW w:w="3485" w:type="dxa"/>
+          </w:tcPr>
+          <w:p>
+            <w:pPr>
+              <w:pStyle w:val="NoSpacing"/>
+              <w:jc w:val="center"/>
+            </w:pPr>
+          </w:p>
+        </w:tc>
+        <w:tc>
+          <w:tcPr>
+            <w:tcW w:w="3486" w:type="dxa"/>
+          </w:tcPr>
+          <w:p>
+            <w:pPr>
+              <w:pStyle w:val="NoSpacing"/>
+              <w:jc w:val="center"/>
+            </w:pPr>
+          </w:p>
+        </w:tc>
+      </w:tr>
+      <w:tr>
+        <w:tc>
+          <w:tcPr>
+            <w:tcW w:w="3485" w:type="dxa"/>
+          </w:tcPr>
+          <w:p>
+            <w:pPr>
+              <w:pStyle w:val="NoSpacing"/>
+              <w:jc w:val="center"/>
+            </w:pPr>
+            <w:r>
+              <w:t>Email</w:t>
+            </w:r>
+          </w:p>
+        </w:tc>
+        <w:tc>
+          <w:tcPr>
+            <w:tcW w:w="3485" w:type="dxa"/>
+          </w:tcPr>
+          <w:p>
+            <w:pPr>
+              <w:pStyle w:val="NoSpacing"/>
+              <w:jc w:val="center"/>
+            </w:pPr>
+            <w:r>
+              <w:t>X</w:t>
+            </w:r>
+          </w:p>
+        </w:tc>
+        <w:tc>
+          <w:tcPr>
+            <w:tcW w:w="3486" w:type="dxa"/>
+          </w:tcPr>
+          <w:p>
+            <w:pPr>
+              <w:pStyle w:val="NoSpacing"/>
+              <w:jc w:val="center"/>
+            </w:pPr>
+          </w:p>
+        </w:tc>
+      </w:tr>
+      <w:tr>
+        <w:tc>
+          <w:tcPr>
+            <w:tcW w:w="3485" w:type="dxa"/>
+          </w:tcPr>
+          <w:p>
+            <w:pPr>
+              <w:pStyle w:val="NoSpacing"/>
+              <w:jc w:val="center"/>
+            </w:pPr>
+            <w:r>
+              <w:t>Contact number</w:t>
+            </w:r>
+          </w:p>
+        </w:tc>
+        <w:tc>
+          <w:tcPr>
+            <w:tcW w:w="3485" w:type="dxa"/>
+          </w:tcPr>
+          <w:p>
+            <w:pPr>
+              <w:pStyle w:val="NoSpacing"/>
+              <w:jc w:val="center"/>
+            </w:pPr>
+          </w:p>
+        </w:tc>
+        <w:tc>
+          <w:tcPr>
+            <w:tcW w:w="3486" w:type="dxa"/>
+          </w:tcPr>
+          <w:p>
+            <w:pPr>
+              <w:pStyle w:val="NoSpacing"/>
+              <w:jc w:val="center"/>
+            </w:pPr>
+          </w:p>
+        </w:tc>
+      </w:tr>
+      <w:tr>
+        <w:tc>
+          <w:tcPr>
+            <w:tcW w:w="3485" w:type="dxa"/>
+          </w:tcPr>
+          <w:p>
+            <w:pPr>
+              <w:pStyle w:val="NoSpacing"/>
+              <w:jc w:val="center"/>
+            </w:pPr>
+            <w:r>
+              <w:t>Course</w:t>
+            </w:r>
+          </w:p>
+        </w:tc>
+        <w:tc>
+          <w:tcPr>
+            <w:tcW w:w="3485" w:type="dxa"/>
+          </w:tcPr>
+          <w:p>
+            <w:pPr>
+              <w:pStyle w:val="NoSpacing"/>
+              <w:jc w:val="center"/>
+            </w:pPr>
+            <w:r>
+              <w:t>X</w:t>
+            </w:r>
+          </w:p>
+        </w:tc>
+        <w:tc>
+          <w:tcPr>
+            <w:tcW w:w="3486" w:type="dxa"/>
+          </w:tcPr>
+          <w:p>
+            <w:pPr>
+              <w:pStyle w:val="NoSpacing"/>
+              <w:jc w:val="center"/>
+            </w:pPr>
+            <w:r>
+              <w:t>FK – Courses</w:t>
+            </w:r>
+          </w:p>
+        </w:tc>
+      </w:tr>
+      <w:tr>
+        <w:tc>
+          <w:tcPr>
+            <w:tcW w:w="3485" w:type="dxa"/>
+          </w:tcPr>
+          <w:p>
+            <w:pPr>
+              <w:pStyle w:val="NoSpacing"/>
+              <w:jc w:val="center"/>
+            </w:pPr>
+            <w:r>
+              <w:t>Year level</w:t>
             </w:r>
           </w:p>
         </w:tc>
@@ -1573,8 +1592,9 @@
               <w:rPr>
                 <w:b/>
                 <w:bCs/>
+                <w:highlight w:val="yellow"/>
               </w:rPr>
-              <w:t>Subjects Credited/Enrolled</w:t>
+              <w:t>Codes</w:t>
             </w:r>
           </w:p>
         </w:tc>
@@ -1634,224 +1654,7 @@
               <w:jc w:val="center"/>
             </w:pPr>
             <w:r>
-              <w:t>Student ID</w:t>
-            </w:r>
-          </w:p>
-        </w:tc>
-        <w:tc>
-          <w:tcPr>
-            <w:tcW w:w="3485" w:type="dxa"/>
-          </w:tcPr>
-          <w:p>
-            <w:pPr>
-              <w:pStyle w:val="NoSpacing"/>
-              <w:jc w:val="center"/>
-            </w:pPr>
-            <w:r>
-              <w:t>X</w:t>
-            </w:r>
-          </w:p>
-        </w:tc>
-        <w:tc>
-          <w:tcPr>
-            <w:tcW w:w="3486" w:type="dxa"/>
-          </w:tcPr>
-          <w:p>
-            <w:pPr>
-              <w:pStyle w:val="NoSpacing"/>
-              <w:jc w:val="center"/>
-            </w:pPr>
-            <w:r>
-              <w:t>FK – Students</w:t>
-            </w:r>
-          </w:p>
-        </w:tc>
-      </w:tr>
-      <w:tr>
-        <w:tc>
-          <w:tcPr>
-            <w:tcW w:w="3485" w:type="dxa"/>
-          </w:tcPr>
-          <w:p>
-            <w:pPr>
-              <w:pStyle w:val="NoSpacing"/>
-              <w:jc w:val="center"/>
-            </w:pPr>
-            <w:r>
-              <w:t>Subject ID</w:t>
-            </w:r>
-          </w:p>
-        </w:tc>
-        <w:tc>
-          <w:tcPr>
-            <w:tcW w:w="3485" w:type="dxa"/>
-          </w:tcPr>
-          <w:p>
-            <w:pPr>
-              <w:pStyle w:val="NoSpacing"/>
-              <w:jc w:val="center"/>
-            </w:pPr>
-            <w:r>
-              <w:t>X</w:t>
-            </w:r>
-          </w:p>
-        </w:tc>
-        <w:tc>
-          <w:tcPr>
-            <w:tcW w:w="3486" w:type="dxa"/>
-          </w:tcPr>
-          <w:p>
-            <w:pPr>
-              <w:pStyle w:val="NoSpacing"/>
-              <w:jc w:val="center"/>
-            </w:pPr>
-            <w:r>
-              <w:t>FK – Subjects</w:t>
-            </w:r>
-          </w:p>
-        </w:tc>
-      </w:tr>
-      <w:tr>
-        <w:tc>
-          <w:tcPr>
-            <w:tcW w:w="3485" w:type="dxa"/>
-          </w:tcPr>
-          <w:p>
-            <w:pPr>
-              <w:pStyle w:val="NoSpacing"/>
-              <w:jc w:val="center"/>
-            </w:pPr>
-            <w:r>
-              <w:t>Department ID</w:t>
-            </w:r>
-          </w:p>
-        </w:tc>
-        <w:tc>
-          <w:tcPr>
-            <w:tcW w:w="3485" w:type="dxa"/>
-          </w:tcPr>
-          <w:p>
-            <w:pPr>
-              <w:pStyle w:val="NoSpacing"/>
-              <w:jc w:val="center"/>
-            </w:pPr>
-            <w:r>
-              <w:t>X</w:t>
-            </w:r>
-          </w:p>
-        </w:tc>
-        <w:tc>
-          <w:tcPr>
-            <w:tcW w:w="3486" w:type="dxa"/>
-          </w:tcPr>
-          <w:p>
-            <w:pPr>
-              <w:pStyle w:val="NoSpacing"/>
-              <w:jc w:val="center"/>
-            </w:pPr>
-            <w:r>
-              <w:t>FK – Departments</w:t>
-            </w:r>
-          </w:p>
-        </w:tc>
-      </w:tr>
-      <w:tr>
-        <w:tc>
-          <w:tcPr>
-            <w:tcW w:w="3485" w:type="dxa"/>
-          </w:tcPr>
-          <w:p>
-            <w:pPr>
-              <w:pStyle w:val="NoSpacing"/>
-              <w:jc w:val="center"/>
-            </w:pPr>
-            <w:r>
-              <w:t>Code ID</w:t>
-            </w:r>
-          </w:p>
-        </w:tc>
-        <w:tc>
-          <w:tcPr>
-            <w:tcW w:w="3485" w:type="dxa"/>
-          </w:tcPr>
-          <w:p>
-            <w:pPr>
-              <w:pStyle w:val="NoSpacing"/>
-              <w:jc w:val="center"/>
-            </w:pPr>
-            <w:r>
-              <w:t>X</w:t>
-            </w:r>
-          </w:p>
-        </w:tc>
-        <w:tc>
-          <w:tcPr>
-            <w:tcW w:w="3486" w:type="dxa"/>
-          </w:tcPr>
-          <w:p>
-            <w:pPr>
-              <w:pStyle w:val="NoSpacing"/>
-              <w:jc w:val="center"/>
-            </w:pPr>
-            <w:r>
-              <w:t>FK – Codes</w:t>
-            </w:r>
-          </w:p>
-        </w:tc>
-      </w:tr>
-      <w:tr>
-        <w:tc>
-          <w:tcPr>
-            <w:tcW w:w="3485" w:type="dxa"/>
-          </w:tcPr>
-          <w:p>
-            <w:pPr>
-              <w:pStyle w:val="NoSpacing"/>
-              <w:jc w:val="center"/>
-            </w:pPr>
-            <w:r>
-              <w:t>Grade</w:t>
-            </w:r>
-          </w:p>
-        </w:tc>
-        <w:tc>
-          <w:tcPr>
-            <w:tcW w:w="3485" w:type="dxa"/>
-          </w:tcPr>
-          <w:p>
-            <w:pPr>
-              <w:pStyle w:val="NoSpacing"/>
-              <w:jc w:val="center"/>
-            </w:pPr>
-            <w:r>
-              <w:t>X</w:t>
-            </w:r>
-          </w:p>
-        </w:tc>
-        <w:tc>
-          <w:tcPr>
-            <w:tcW w:w="3486" w:type="dxa"/>
-          </w:tcPr>
-          <w:p>
-            <w:pPr>
-              <w:pStyle w:val="NoSpacing"/>
-              <w:jc w:val="center"/>
-            </w:pPr>
-          </w:p>
-        </w:tc>
-      </w:tr>
-      <w:tr>
-        <w:tc>
-          <w:tcPr>
-            <w:tcW w:w="3485" w:type="dxa"/>
-          </w:tcPr>
-          <w:p>
-            <w:pPr>
-              <w:pStyle w:val="NoSpacing"/>
-              <w:jc w:val="center"/>
-            </w:pPr>
-            <w:r>
-              <w:t>Status</w:t>
+              <w:t>Code</w:t>
             </w:r>
           </w:p>
         </w:tc>
@@ -1918,6 +1721,351 @@
                 <w:b/>
                 <w:bCs/>
               </w:rPr>
+              <w:t>Subjects Credited/Enrolled</w:t>
+            </w:r>
+          </w:p>
+        </w:tc>
+      </w:tr>
+      <w:tr>
+        <w:tc>
+          <w:tcPr>
+            <w:tcW w:w="3485" w:type="dxa"/>
+          </w:tcPr>
+          <w:p>
+            <w:pPr>
+              <w:pStyle w:val="NoSpacing"/>
+              <w:jc w:val="center"/>
+            </w:pPr>
+            <w:r>
+              <w:t>ID</w:t>
+            </w:r>
+          </w:p>
+        </w:tc>
+        <w:tc>
+          <w:tcPr>
+            <w:tcW w:w="3485" w:type="dxa"/>
+          </w:tcPr>
+          <w:p>
+            <w:pPr>
+              <w:pStyle w:val="NoSpacing"/>
+              <w:jc w:val="center"/>
+            </w:pPr>
+            <w:r>
+              <w:t>X</w:t>
+            </w:r>
+          </w:p>
+        </w:tc>
+        <w:tc>
+          <w:tcPr>
+            <w:tcW w:w="3486" w:type="dxa"/>
+          </w:tcPr>
+          <w:p>
+            <w:pPr>
+              <w:pStyle w:val="NoSpacing"/>
+              <w:jc w:val="center"/>
+            </w:pPr>
+            <w:r>
+              <w:t>PK</w:t>
+            </w:r>
+          </w:p>
+        </w:tc>
+      </w:tr>
+      <w:tr>
+        <w:tc>
+          <w:tcPr>
+            <w:tcW w:w="3485" w:type="dxa"/>
+          </w:tcPr>
+          <w:p>
+            <w:pPr>
+              <w:pStyle w:val="NoSpacing"/>
+              <w:jc w:val="center"/>
+            </w:pPr>
+            <w:r>
+              <w:t>Student ID</w:t>
+            </w:r>
+          </w:p>
+        </w:tc>
+        <w:tc>
+          <w:tcPr>
+            <w:tcW w:w="3485" w:type="dxa"/>
+          </w:tcPr>
+          <w:p>
+            <w:pPr>
+              <w:pStyle w:val="NoSpacing"/>
+              <w:jc w:val="center"/>
+            </w:pPr>
+            <w:r>
+              <w:t>X</w:t>
+            </w:r>
+          </w:p>
+        </w:tc>
+        <w:tc>
+          <w:tcPr>
+            <w:tcW w:w="3486" w:type="dxa"/>
+          </w:tcPr>
+          <w:p>
+            <w:pPr>
+              <w:pStyle w:val="NoSpacing"/>
+              <w:jc w:val="center"/>
+            </w:pPr>
+            <w:r>
+              <w:t>FK – Students</w:t>
+            </w:r>
+          </w:p>
+        </w:tc>
+      </w:tr>
+      <w:tr>
+        <w:tc>
+          <w:tcPr>
+            <w:tcW w:w="3485" w:type="dxa"/>
+          </w:tcPr>
+          <w:p>
+            <w:pPr>
+              <w:pStyle w:val="NoSpacing"/>
+              <w:jc w:val="center"/>
+            </w:pPr>
+            <w:r>
+              <w:t>Subject ID</w:t>
+            </w:r>
+          </w:p>
+        </w:tc>
+        <w:tc>
+          <w:tcPr>
+            <w:tcW w:w="3485" w:type="dxa"/>
+          </w:tcPr>
+          <w:p>
+            <w:pPr>
+              <w:pStyle w:val="NoSpacing"/>
+              <w:jc w:val="center"/>
+            </w:pPr>
+            <w:r>
+              <w:t>X</w:t>
+            </w:r>
+          </w:p>
+        </w:tc>
+        <w:tc>
+          <w:tcPr>
+            <w:tcW w:w="3486" w:type="dxa"/>
+          </w:tcPr>
+          <w:p>
+            <w:pPr>
+              <w:pStyle w:val="NoSpacing"/>
+              <w:jc w:val="center"/>
+            </w:pPr>
+            <w:r>
+              <w:t>FK – Subjects</w:t>
+            </w:r>
+          </w:p>
+        </w:tc>
+      </w:tr>
+      <w:tr>
+        <w:tc>
+          <w:tcPr>
+            <w:tcW w:w="3485" w:type="dxa"/>
+          </w:tcPr>
+          <w:p>
+            <w:pPr>
+              <w:pStyle w:val="NoSpacing"/>
+              <w:jc w:val="center"/>
+            </w:pPr>
+            <w:r>
+              <w:t>Department ID</w:t>
+            </w:r>
+          </w:p>
+        </w:tc>
+        <w:tc>
+          <w:tcPr>
+            <w:tcW w:w="3485" w:type="dxa"/>
+          </w:tcPr>
+          <w:p>
+            <w:pPr>
+              <w:pStyle w:val="NoSpacing"/>
+              <w:jc w:val="center"/>
+            </w:pPr>
+            <w:r>
+              <w:t>X</w:t>
+            </w:r>
+          </w:p>
+        </w:tc>
+        <w:tc>
+          <w:tcPr>
+            <w:tcW w:w="3486" w:type="dxa"/>
+          </w:tcPr>
+          <w:p>
+            <w:pPr>
+              <w:pStyle w:val="NoSpacing"/>
+              <w:jc w:val="center"/>
+            </w:pPr>
+            <w:r>
+              <w:t>FK – Departments</w:t>
+            </w:r>
+          </w:p>
+        </w:tc>
+      </w:tr>
+      <w:tr>
+        <w:tc>
+          <w:tcPr>
+            <w:tcW w:w="3485" w:type="dxa"/>
+          </w:tcPr>
+          <w:p>
+            <w:pPr>
+              <w:pStyle w:val="NoSpacing"/>
+              <w:jc w:val="center"/>
+            </w:pPr>
+            <w:r>
+              <w:t>Code ID</w:t>
+            </w:r>
+          </w:p>
+        </w:tc>
+        <w:tc>
+          <w:tcPr>
+            <w:tcW w:w="3485" w:type="dxa"/>
+          </w:tcPr>
+          <w:p>
+            <w:pPr>
+              <w:pStyle w:val="NoSpacing"/>
+              <w:jc w:val="center"/>
+            </w:pPr>
+            <w:r>
+              <w:t>X</w:t>
+            </w:r>
+          </w:p>
+        </w:tc>
+        <w:tc>
+          <w:tcPr>
+            <w:tcW w:w="3486" w:type="dxa"/>
+          </w:tcPr>
+          <w:p>
+            <w:pPr>
+              <w:pStyle w:val="NoSpacing"/>
+              <w:jc w:val="center"/>
+            </w:pPr>
+            <w:r>
+              <w:t>FK – Codes</w:t>
+            </w:r>
+          </w:p>
+        </w:tc>
+      </w:tr>
+      <w:tr>
+        <w:tc>
+          <w:tcPr>
+            <w:tcW w:w="3485" w:type="dxa"/>
+          </w:tcPr>
+          <w:p>
+            <w:pPr>
+              <w:pStyle w:val="NoSpacing"/>
+              <w:jc w:val="center"/>
+            </w:pPr>
+            <w:r>
+              <w:t>Grade</w:t>
+            </w:r>
+          </w:p>
+        </w:tc>
+        <w:tc>
+          <w:tcPr>
+            <w:tcW w:w="3485" w:type="dxa"/>
+          </w:tcPr>
+          <w:p>
+            <w:pPr>
+              <w:pStyle w:val="NoSpacing"/>
+              <w:jc w:val="center"/>
+            </w:pPr>
+            <w:r>
+              <w:t>X</w:t>
+            </w:r>
+          </w:p>
+        </w:tc>
+        <w:tc>
+          <w:tcPr>
+            <w:tcW w:w="3486" w:type="dxa"/>
+          </w:tcPr>
+          <w:p>
+            <w:pPr>
+              <w:pStyle w:val="NoSpacing"/>
+              <w:jc w:val="center"/>
+            </w:pPr>
+          </w:p>
+        </w:tc>
+      </w:tr>
+      <w:tr>
+        <w:tc>
+          <w:tcPr>
+            <w:tcW w:w="3485" w:type="dxa"/>
+          </w:tcPr>
+          <w:p>
+            <w:pPr>
+              <w:pStyle w:val="NoSpacing"/>
+              <w:jc w:val="center"/>
+            </w:pPr>
+            <w:r>
+              <w:t>Status</w:t>
+            </w:r>
+          </w:p>
+        </w:tc>
+        <w:tc>
+          <w:tcPr>
+            <w:tcW w:w="3485" w:type="dxa"/>
+          </w:tcPr>
+          <w:p>
+            <w:pPr>
+              <w:pStyle w:val="NoSpacing"/>
+              <w:jc w:val="center"/>
+            </w:pPr>
+            <w:r>
+              <w:t>X</w:t>
+            </w:r>
+          </w:p>
+        </w:tc>
+        <w:tc>
+          <w:tcPr>
+            <w:tcW w:w="3486" w:type="dxa"/>
+          </w:tcPr>
+          <w:p>
+            <w:pPr>
+              <w:pStyle w:val="NoSpacing"/>
+              <w:jc w:val="center"/>
+            </w:pPr>
+          </w:p>
+        </w:tc>
+      </w:tr>
+    </w:tbl>
+    <w:p>
+      <w:pPr>
+        <w:pStyle w:val="NoSpacing"/>
+      </w:pPr>
+    </w:p>
+    <w:tbl>
+      <w:tblPr>
+        <w:tblStyle w:val="TableGrid"/>
+        <w:tblW w:w="0" w:type="auto"/>
+        <w:tblLook w:val="04A0" w:firstRow="1" w:lastRow="0" w:firstColumn="1" w:lastColumn="0" w:noHBand="0" w:noVBand="1"/>
+      </w:tblPr>
+      <w:tblGrid>
+        <w:gridCol w:w="3485"/>
+        <w:gridCol w:w="3485"/>
+        <w:gridCol w:w="3486"/>
+      </w:tblGrid>
+      <w:tr>
+        <w:tc>
+          <w:tcPr>
+            <w:tcW w:w="10456" w:type="dxa"/>
+            <w:gridSpan w:val="3"/>
+          </w:tcPr>
+          <w:p>
+            <w:pPr>
+              <w:pStyle w:val="NoSpacing"/>
+              <w:jc w:val="center"/>
+              <w:rPr>
+                <w:b/>
+                <w:bCs/>
+              </w:rPr>
+            </w:pPr>
+            <w:r>
+              <w:rPr>
+                <w:b/>
+                <w:bCs/>
+                <w:highlight w:val="yellow"/>
+              </w:rPr>
               <w:t>Logs</w:t>
             </w:r>
           </w:p>
@@ -1934,6 +2082,7 @@
               <w:jc w:val="center"/>
             </w:pPr>
             <w:r>
+              <w:lastRenderedPageBreak/>
               <w:t>ID</w:t>
             </w:r>
           </w:p>
